--- a/werkdocument/TV3_Documentopmaak.docx
+++ b/werkdocument/TV3_Documentopmaak.docx
@@ -531,7 +531,7 @@
           <w:b w:val="0"/>
           <w:sz w:val="22"/>
         </w:rPr>
-        <w:t>1.  Links op je scherm staat de lespagina. Daar lees je wat je moet doen.</w:t>
+        <w:t>1.  Op de lespagina lees je wat je moet doen, stap voor stap.</w:t>
       </w:r>
     </w:p>
     <w:p>
@@ -570,7 +570,7 @@
           <w:b w:val="0"/>
           <w:sz w:val="22"/>
         </w:rPr>
-        <w:t>4.  Je levert dit document én je pdf in via Google Classroom.</w:t>
+        <w:t>4.  Je levert dit document én je pdf in.</w:t>
       </w:r>
     </w:p>
     <w:p>
@@ -1245,7 +1245,7 @@
           <w:b w:val="0"/>
           <w:sz w:val="22"/>
         </w:rPr>
-        <w:t>☐  Mijn pdf staat bij Jouw werk in Classroom, naast dit document.</w:t>
+        <w:t>☐  Mijn pdf staat bij Jouw werk in de opdracht, naast dit document.</w:t>
       </w:r>
     </w:p>
     <w:p>
@@ -1287,7 +1287,7 @@
           <w:color w:val="4D5573"/>
           <w:sz w:val="19"/>
         </w:rPr>
-        <w:t>Alleen als je al ingeleverd hebt. Klik in Classroom op Inleveren ongedaan maken. Lever daarna opnieuw in. Je pdf hoef je niet opnieuw te maken.</w:t>
+        <w:t>Alleen als je al ingeleverd hebt. Klik in de opdracht op Inleveren ongedaan maken. Lever daarna opnieuw in. Je pdf hoef je niet opnieuw te maken.</w:t>
       </w:r>
     </w:p>
     <w:p>
